--- a/MIC - Profesionalizante/Anexos_Defensa/ANEXO 3 RÚBRICA EVALUACIÓN TUTOR_L00423704_L00387286.docx
+++ b/MIC - Profesionalizante/Anexos_Defensa/ANEXO 3 RÚBRICA EVALUACIÓN TUTOR_L00423704_L00387286.docx
@@ -304,7 +304,7 @@
           <w:sz w:val="20"/>
           <w:szCs w:val="20"/>
         </w:rPr>
-        <w:tab/>
+        <w:t xml:space="preserve"> </w:t>
       </w:r>
       <w:r>
         <w:rPr>
@@ -338,7 +338,7 @@
           <w:sz w:val="20"/>
           <w:szCs w:val="20"/>
         </w:rPr>
-        <w:tab/>
+        <w:t xml:space="preserve">       </w:t>
       </w:r>
       <w:r>
         <w:rPr>
@@ -454,29 +454,10 @@
                 <w:sz w:val="20"/>
                 <w:szCs w:val="20"/>
               </w:rPr>
-              <w:t>CALIFICACIÓN</w:t>
+              <w:t>CALIFICACIÓN TOTAL</w:t>
             </w:r>
-            <w:r>
-              <w:rPr>
-                <w:rFonts w:ascii="Arial Narrow" w:hAnsi="Arial Narrow"/>
-                <w:b/>
-                <w:sz w:val="20"/>
-                <w:szCs w:val="20"/>
-              </w:rPr>
-              <w:t xml:space="preserve"> TOTAL</w:t>
-            </w:r>
-          </w:p>
-          <w:p>
-            <w:pPr>
-              <w:spacing w:line="276" w:lineRule="auto"/>
-              <w:jc w:val="center"/>
-              <w:rPr>
-                <w:rFonts w:ascii="Arial Narrow" w:hAnsi="Arial Narrow"/>
-                <w:b/>
-                <w:sz w:val="20"/>
-                <w:szCs w:val="20"/>
-              </w:rPr>
-            </w:pPr>
+            <w:bookmarkStart w:id="1" w:name="_GoBack"/>
+            <w:bookmarkEnd w:id="1"/>
           </w:p>
         </w:tc>
       </w:tr>
@@ -563,6 +544,14 @@
                 <w:szCs w:val="20"/>
               </w:rPr>
             </w:pPr>
+            <w:r>
+              <w:rPr>
+                <w:rFonts w:ascii="Arial Narrow" w:hAnsi="Arial Narrow"/>
+                <w:sz w:val="20"/>
+                <w:szCs w:val="20"/>
+              </w:rPr>
+              <w:t>5,00</w:t>
+            </w:r>
           </w:p>
         </w:tc>
       </w:tr>
@@ -660,6 +649,14 @@
                 <w:szCs w:val="20"/>
               </w:rPr>
             </w:pPr>
+            <w:r>
+              <w:rPr>
+                <w:rFonts w:ascii="Arial Narrow" w:hAnsi="Arial Narrow"/>
+                <w:sz w:val="20"/>
+                <w:szCs w:val="20"/>
+              </w:rPr>
+              <w:t>5,00</w:t>
+            </w:r>
           </w:p>
         </w:tc>
       </w:tr>
@@ -746,6 +743,14 @@
                 <w:szCs w:val="20"/>
               </w:rPr>
             </w:pPr>
+            <w:r>
+              <w:rPr>
+                <w:rFonts w:ascii="Arial Narrow" w:hAnsi="Arial Narrow"/>
+                <w:sz w:val="20"/>
+                <w:szCs w:val="20"/>
+              </w:rPr>
+              <w:t>5,00</w:t>
+            </w:r>
           </w:p>
         </w:tc>
       </w:tr>
@@ -841,6 +846,14 @@
                 <w:szCs w:val="20"/>
               </w:rPr>
             </w:pPr>
+            <w:r>
+              <w:rPr>
+                <w:rFonts w:ascii="Arial Narrow" w:hAnsi="Arial Narrow"/>
+                <w:sz w:val="20"/>
+                <w:szCs w:val="20"/>
+              </w:rPr>
+              <w:t>5,00</w:t>
+            </w:r>
           </w:p>
         </w:tc>
       </w:tr>
@@ -922,6 +935,15 @@
                 <w:szCs w:val="20"/>
               </w:rPr>
             </w:pPr>
+            <w:r>
+              <w:rPr>
+                <w:rFonts w:ascii="Arial Narrow" w:hAnsi="Arial Narrow"/>
+                <w:b/>
+                <w:sz w:val="20"/>
+                <w:szCs w:val="20"/>
+              </w:rPr>
+              <w:t>20,00</w:t>
+            </w:r>
           </w:p>
         </w:tc>
       </w:tr>
@@ -994,6 +1016,15 @@
                 <w:szCs w:val="20"/>
               </w:rPr>
             </w:pPr>
+            <w:r>
+              <w:rPr>
+                <w:rFonts w:ascii="Arial Narrow" w:hAnsi="Arial Narrow"/>
+                <w:b/>
+                <w:sz w:val="20"/>
+                <w:szCs w:val="20"/>
+              </w:rPr>
+              <w:t>12,00</w:t>
+            </w:r>
           </w:p>
         </w:tc>
       </w:tr>
@@ -1238,7 +1269,6 @@
                 <w:szCs w:val="20"/>
               </w:rPr>
             </w:pPr>
-            <w:bookmarkStart w:id="1" w:name="_GoBack"/>
             <w:r>
               <w:rPr>
                 <w:rFonts w:ascii="Arial Narrow" w:hAnsi="Arial Narrow"/>
@@ -1308,7 +1338,6 @@
               </w:rPr>
               <w:t>.</w:t>
             </w:r>
-            <w:bookmarkEnd w:id="1"/>
           </w:p>
         </w:tc>
         <w:tc>
